--- a/content/Bios/Bob_Meisner.docx
+++ b/content/Bios/Bob_Meisner.docx
@@ -1,378 +1,8 @@
 
 <file path=word/document.xml><?xml version="1.0" encoding="utf-8"?>
-<w:document xmlns:w14="http://schemas.microsoft.com/office/word/2010/wordml" xmlns:wp14="http://schemas.microsoft.com/office/word/2010/wordprocessingDrawing" xmlns:w="http://schemas.openxmlformats.org/wordprocessingml/2006/main" xmlns:m="http://schemas.openxmlformats.org/officeDocument/2006/math" xmlns:r="http://schemas.openxmlformats.org/officeDocument/2006/relationships" xmlns:o="urn:schemas-microsoft-com:office:office" xmlns:v="urn:schemas-microsoft-com:vml" xmlns:w10="urn:schemas-microsoft-com:office:word" xmlns:a="http://schemas.openxmlformats.org/drawingml/2006/main" xmlns:pic="http://schemas.openxmlformats.org/drawingml/2006/picture" xmlns:wp="http://schemas.openxmlformats.org/drawingml/2006/wordprocessingDrawing" xmlns:mc="http://schemas.openxmlformats.org/markup-compatibility/2006" mc:Ignorable="w14 wp14">
+<w:document xmlns:ns1="http://schemas.openxmlformats.org/markup-compatibility/2006" xmlns:ns2="http://schemas.microsoft.com/office/word/2010/wordml" xmlns:w="http://schemas.openxmlformats.org/wordprocessingml/2006/main" ns1:Ignorable="w14 wp14">
   <w:body>
-    <w:p xmlns:wp14="http://schemas.microsoft.com/office/word/2010/wordml" wp14:textId="77777777">
-      <w:pPr>
-        <w:pStyle w:val="FirstParagraph"/>
-      </w:pPr>
-      <w:r>
-        <w:rPr/>
-        <w:t>2005 Hall of Fame Inductee Robert</w:t>
-      </w:r>
-      <w:r>
-        <w:rPr/>
-        <w:t xml:space="preserve"> </w:t>
-      </w:r>
-      <w:r>
-        <w:rPr/>
-        <w:t>‘Bob’</w:t>
-      </w:r>
-      <w:r>
-        <w:rPr/>
-        <w:t xml:space="preserve"> </w:t>
-      </w:r>
-      <w:r>
-        <w:rPr/>
-        <w:t>W. Meisner – Golden</w:t>
-      </w:r>
-      <w:r>
-        <w:rPr/>
-        <w:t xml:space="preserve"> </w:t>
-      </w:r>
-      <w:r>
-        <w:rPr/>
-        <w:t>Bob graduated from Berkley High School in Berkley, California in 1953 where he played</w:t>
-      </w:r>
-      <w:r>
-        <w:rPr/>
-        <w:t xml:space="preserve"> </w:t>
-      </w:r>
-      <w:r>
-        <w:rPr/>
-        <w:t xml:space="preserve">many sports including baseball, football, and basketball. While in high </w:t>
-      </w:r>
-      <w:r>
-        <w:rPr/>
-        <w:t>school</w:t>
-      </w:r>
-      <w:r>
-        <w:rPr/>
-        <w:t xml:space="preserve"> he earned all</w:t>
-      </w:r>
-      <w:r>
-        <w:rPr/>
-        <w:t xml:space="preserve"> </w:t>
-      </w:r>
-      <w:r>
-        <w:rPr/>
-        <w:t>North California honors in baseball and basketball. He went on to play baseball while</w:t>
-      </w:r>
-      <w:r>
-        <w:rPr/>
-        <w:t xml:space="preserve"> </w:t>
-      </w:r>
-      <w:r>
-        <w:rPr/>
-        <w:t>acquiring degrees credited at several colleges from the mid-50’s through the 70’s including:</w:t>
-      </w:r>
-      <w:r>
-        <w:rPr/>
-        <w:t xml:space="preserve"> </w:t>
-      </w:r>
-      <w:r>
-        <w:rPr/>
-        <w:t>• Received an Associate’s Degree from Oakland City College in Oakland, California</w:t>
-      </w:r>
-      <w:r>
-        <w:rPr/>
-        <w:t xml:space="preserve"> </w:t>
-      </w:r>
-      <w:r>
-        <w:rPr/>
-        <w:t>• Played baseball while attending the University of Southern California in Los Angeles</w:t>
-      </w:r>
-      <w:r>
-        <w:rPr/>
-        <w:t xml:space="preserve"> </w:t>
-      </w:r>
-      <w:r>
-        <w:rPr/>
-        <w:t>before signing and playing for the Yankee organization for 10 years during the 50’s</w:t>
-      </w:r>
-      <w:r>
-        <w:rPr/>
-        <w:t xml:space="preserve"> </w:t>
-      </w:r>
-      <w:r>
-        <w:rPr/>
-        <w:t>and 60’s</w:t>
-      </w:r>
-      <w:r>
-        <w:rPr/>
-        <w:t xml:space="preserve"> </w:t>
-      </w:r>
-      <w:r>
-        <w:rPr/>
-        <w:t>• Received both Bachelors and Master’s Degrees from the University of Northern</w:t>
-      </w:r>
-      <w:r>
-        <w:rPr/>
-        <w:t xml:space="preserve"> </w:t>
-      </w:r>
-      <w:r>
-        <w:rPr/>
-        <w:t>Colorado in Greeley-graduated 1962</w:t>
-      </w:r>
-      <w:r>
-        <w:rPr/>
-        <w:t xml:space="preserve"> </w:t>
-      </w:r>
-      <w:r>
-        <w:rPr/>
-        <w:t>• Degree in Administration from Colorado State University</w:t>
-      </w:r>
-      <w:r>
-        <w:rPr/>
-        <w:t xml:space="preserve"> </w:t>
-      </w:r>
-      <w:r>
-        <w:rPr/>
-        <w:t>Bob’s contributions to the world of sports have been exciting and very beneficial to many</w:t>
-      </w:r>
-      <w:r>
-        <w:rPr/>
-        <w:t xml:space="preserve"> </w:t>
-      </w:r>
-      <w:r>
-        <w:rPr/>
-        <w:t xml:space="preserve">people. For many years he was a </w:t>
-      </w:r>
-      <w:r>
-        <w:rPr/>
-        <w:t>speaker for</w:t>
-      </w:r>
-      <w:r>
-        <w:rPr/>
-        <w:t>, as well as a participant in various high school</w:t>
-      </w:r>
-      <w:r>
-        <w:rPr/>
-        <w:t xml:space="preserve"> </w:t>
-      </w:r>
-      <w:r>
-        <w:rPr/>
-        <w:t>baseball clinics including the</w:t>
-      </w:r>
-      <w:r>
-        <w:rPr/>
-        <w:t xml:space="preserve"> </w:t>
-      </w:r>
-      <w:r>
-        <w:rPr/>
-        <w:t>‘University of Denver’</w:t>
-      </w:r>
-      <w:r>
-        <w:rPr/>
-        <w:t xml:space="preserve"> </w:t>
-      </w:r>
-      <w:r>
-        <w:rPr/>
-        <w:t>baseball clinic.</w:t>
-      </w:r>
-      <w:r>
-        <w:rPr/>
-        <w:t xml:space="preserve"> </w:t>
-      </w:r>
-      <w:r>
-        <w:rPr/>
-        <w:t>Bob taught and coached at Arvada High School before retiring from the Jeffco School District</w:t>
-      </w:r>
-      <w:r>
-        <w:rPr/>
-        <w:t xml:space="preserve"> </w:t>
-      </w:r>
-      <w:r>
-        <w:rPr/>
-        <w:t>after 27 years. He was the head baseball coach as well as a coach for the Arvada High</w:t>
-      </w:r>
-      <w:r>
-        <w:rPr/>
-        <w:t xml:space="preserve"> </w:t>
-      </w:r>
-      <w:r>
-        <w:rPr/>
-        <w:t xml:space="preserve">School’s tennis and football teams. Bob also started and coached the </w:t>
-      </w:r>
-      <w:r>
-        <w:rPr/>
-        <w:t>girls</w:t>
-      </w:r>
-      <w:r>
-        <w:rPr/>
-        <w:t xml:space="preserve"> softball program</w:t>
-      </w:r>
-      <w:r>
-        <w:rPr/>
-        <w:t xml:space="preserve"> </w:t>
-      </w:r>
-      <w:r>
-        <w:rPr/>
-        <w:t>at Arvada HS. Bob was awarded Coach of the Year in 1972, 1977 &amp; 1979.</w:t>
-      </w:r>
-      <w:r>
-        <w:rPr/>
-        <w:t xml:space="preserve"> </w:t>
-      </w:r>
-      <w:r>
-        <w:rPr/>
-        <w:t>For 25 years, Bob conducted yearly tryout camps for the Major League Scouting Bureau in</w:t>
-      </w:r>
-      <w:r>
-        <w:rPr/>
-        <w:t xml:space="preserve"> </w:t>
-      </w:r>
-      <w:r>
-        <w:rPr/>
-        <w:t>venues for high school, the American Legion and college baseball players. The camps were</w:t>
-      </w:r>
-      <w:r>
-        <w:rPr/>
-        <w:t xml:space="preserve"> </w:t>
-      </w:r>
-      <w:r>
-        <w:rPr/>
-        <w:t xml:space="preserve">held in Denver, Colorado </w:t>
-      </w:r>
-      <w:r>
-        <w:rPr/>
-        <w:t>Springs, and</w:t>
-      </w:r>
-      <w:r>
-        <w:rPr/>
-        <w:t xml:space="preserve"> Pueblo and as well as in Wyoming, Kansas, and</w:t>
-      </w:r>
-      <w:r>
-        <w:rPr/>
-        <w:t xml:space="preserve"> </w:t>
-      </w:r>
-      <w:r>
-        <w:rPr/>
-        <w:t>Montana. He scouted for the Yankees, Reds, Cardinals, and Rangers.</w:t>
-      </w:r>
-      <w:r>
-        <w:rPr/>
-        <w:t xml:space="preserve"> </w:t>
-      </w:r>
-      <w:r>
-        <w:rPr/>
-        <w:t>Bob had a few more notable accomplishments</w:t>
-      </w:r>
-      <w:r>
-        <w:rPr/>
-        <w:t xml:space="preserve"> </w:t>
-      </w:r>
-      <w:r>
-        <w:rPr/>
-        <w:t>• In 1959 while in the US Army, he won the 2nd Army Championship for Fort Knox,</w:t>
-      </w:r>
-      <w:r>
-        <w:rPr/>
-        <w:t xml:space="preserve"> </w:t>
-      </w:r>
-      <w:r>
-        <w:rPr/>
-        <w:t>Kentucky.</w:t>
-      </w:r>
-      <w:r>
-        <w:rPr/>
-        <w:t xml:space="preserve"> </w:t>
-      </w:r>
-      <w:r>
-        <w:rPr/>
-        <w:t>• In the 1960’</w:t>
-      </w:r>
-      <w:r>
-        <w:rPr/>
-        <w:t>s &amp; ’</w:t>
-      </w:r>
-      <w:r>
-        <w:rPr/>
-        <w:t>70’s, Bob coached and taught kids and high school players at the Irv</w:t>
-      </w:r>
-      <w:r>
-        <w:rPr/>
-        <w:t xml:space="preserve"> </w:t>
-      </w:r>
-      <w:r>
-        <w:rPr/>
-        <w:t>Brown Baseball Schools.</w:t>
-      </w:r>
-      <w:r>
-        <w:rPr/>
-        <w:t xml:space="preserve"> </w:t>
-      </w:r>
-      <w:r>
-        <w:rPr/>
-        <w:t>• For 20 years, Bob was a scoring official at Arvada High School and the state</w:t>
-      </w:r>
-      <w:r>
-        <w:rPr/>
-        <w:t xml:space="preserve"> </w:t>
-      </w:r>
-      <w:r>
-        <w:rPr/>
-        <w:t xml:space="preserve">wrestling tournaments in </w:t>
-      </w:r>
-      <w:r>
-        <w:rPr/>
-        <w:t>CO.</w:t>
-      </w:r>
-      <w:r>
-        <w:rPr/>
-        <w:t xml:space="preserve"> </w:t>
-      </w:r>
-      <w:r>
-        <w:rPr/>
-        <w:t>•</w:t>
-      </w:r>
-      <w:r>
-        <w:rPr/>
-        <w:t xml:space="preserve"> In </w:t>
-      </w:r>
-      <w:r>
-        <w:rPr/>
-        <w:t>1996</w:t>
-      </w:r>
-      <w:r>
-        <w:rPr/>
-        <w:t xml:space="preserve"> the CHSBUA awarded Bob the Mr. Baseball Award.</w:t>
-      </w:r>
-      <w:r>
-        <w:rPr/>
-        <w:t xml:space="preserve"> </w:t>
-      </w:r>
-      <w:r>
-        <w:rPr/>
-        <w:t>• Coached CHSAA Baseball All-Star Teams &amp; Denver Post All-Star Game</w:t>
-      </w:r>
-    </w:p>
-    <w:p>
-      <w:pPr>
-        <w:pStyle w:val="BodyText"/>
-      </w:pPr>
-    </w:p>
-    <w:p>
-      <w:pPr>
-        <w:pStyle w:val="Heading2"/>
-        <w:spacing w:before="261" w:beforeAutospacing="off" w:after="261" w:afterAutospacing="off" w:line="300" w:lineRule="auto"/>
-      </w:pPr>
-      <w:r>
-        <w:rPr>
-          <w:rFonts w:ascii="Segoe UI" w:hAnsi="Segoe UI" w:eastAsia="Segoe UI" w:cs="Segoe UI"/>
-          <w:b w:val="1"/>
-          <w:bCs w:val="1"/>
-          <w:i w:val="0"/>
-          <w:iCs w:val="0"/>
-          <w:noProof w:val="0"/>
-          <w:sz w:val="31"/>
-          <w:szCs w:val="31"/>
-          <w:lang w:val="en-US"/>
-        </w:rPr>
-        <w:t>Revised Biography: Robert “Bob” W. Meisner</w:t>
-      </w:r>
-    </w:p>
-    <w:p>
+    <w:p ns2:paraId="5A8526FE" ns2:textId="71A23697">
       <w:pPr>
         <w:spacing w:before="0" w:beforeAutospacing="off" w:after="0" w:afterAutospacing="off" w:line="300" w:lineRule="auto"/>
       </w:pPr>
@@ -391,7 +21,7 @@
         <w:t>2005 Hall of Fame Inductee – Golden</w:t>
       </w:r>
     </w:p>
-    <w:p>
+    <w:p ns2:paraId="33E42485" ns2:textId="2F9819C6">
       <w:pPr>
         <w:spacing w:before="0" w:beforeAutospacing="off" w:after="0" w:afterAutospacing="off" w:line="300" w:lineRule="auto"/>
         <w:rPr>
@@ -589,7 +219,7 @@
         <w:t>.</w:t>
       </w:r>
     </w:p>
-    <w:p>
+    <w:p ns2:paraId="15C5537E" ns2:textId="553E2F4C">
       <w:pPr>
         <w:spacing w:before="0" w:beforeAutospacing="off" w:after="0" w:afterAutospacing="off" w:line="300" w:lineRule="auto"/>
         <w:rPr>
@@ -815,7 +445,7 @@
         <w:t xml:space="preserve"> baseball clinic.</w:t>
       </w:r>
     </w:p>
-    <w:p>
+    <w:p ns2:paraId="549F9A7E" ns2:textId="49CE7B21">
       <w:pPr>
         <w:spacing w:before="0" w:beforeAutospacing="off" w:after="0" w:afterAutospacing="off" w:line="300" w:lineRule="auto"/>
         <w:rPr>
@@ -985,7 +615,7 @@
         <w:t xml:space="preserve"> organizations.</w:t>
       </w:r>
     </w:p>
-    <w:p>
+    <w:p ns2:paraId="149F3BA8" ns2:textId="156DF8EE">
       <w:pPr>
         <w:spacing w:before="0" w:beforeAutospacing="off" w:after="0" w:afterAutospacing="off" w:line="300" w:lineRule="auto"/>
         <w:rPr>
@@ -1211,7 +841,7 @@
         <w:t xml:space="preserve"> All-Star Game.</w:t>
       </w:r>
     </w:p>
-    <w:p>
+    <w:p ns2:paraId="3478CD9F" ns2:textId="6F5EE196">
       <w:pPr>
         <w:pStyle w:val="BodyText"/>
       </w:pPr>
